--- a/CODING/b scss ThemeColor.docx
+++ b/CODING/b scss ThemeColor.docx
@@ -1835,7 +1835,7 @@
           <w:sz w:val="24"/>
           <w:szCs w:val="24"/>
         </w:rPr>
-        <w:t>Преимуществаэтого  способа :</w:t>
+        <w:t>Преимущества этого  способа :</w:t>
       </w:r>
     </w:p>
     <w:p>
@@ -1935,6 +1935,25 @@
           <w:szCs w:val="24"/>
         </w:rPr>
         <w:t>Код чище: Не нужно создавать кучу CSS файлов, всё управление цветом в одном месте.</w:t>
+      </w:r>
+    </w:p>
+    <w:p>
+      <w:pPr>
+        <w:pStyle w:val="Style16"/>
+        <w:widowControl/>
+        <w:bidi w:val="0"/>
+        <w:rPr>
+          <w:rFonts w:ascii="Roboto" w:hAnsi="Roboto"/>
+          <w:sz w:val="24"/>
+          <w:szCs w:val="24"/>
+        </w:rPr>
+      </w:pPr>
+      <w:r>
+        <w:rPr>
+          <w:rFonts w:ascii="Roboto" w:hAnsi="Roboto"/>
+          <w:sz w:val="24"/>
+          <w:szCs w:val="24"/>
+        </w:rPr>
       </w:r>
     </w:p>
     <w:p>
@@ -3490,8 +3509,8 @@
         </w:tblCellMar>
       </w:tblPr>
       <w:tblGrid>
-        <w:gridCol w:w="1997"/>
-        <w:gridCol w:w="7640"/>
+        <w:gridCol w:w="1996"/>
+        <w:gridCol w:w="7641"/>
       </w:tblGrid>
       <w:tr>
         <w:trPr>
@@ -3499,7 +3518,7 @@
         </w:trPr>
         <w:tc>
           <w:tcPr>
-            <w:tcW w:w="1997" w:type="dxa"/>
+            <w:tcW w:w="1996" w:type="dxa"/>
             <w:tcBorders/>
             <w:vAlign w:val="center"/>
           </w:tcPr>
@@ -3528,7 +3547,7 @@
         </w:tc>
         <w:tc>
           <w:tcPr>
-            <w:tcW w:w="7640" w:type="dxa"/>
+            <w:tcW w:w="7641" w:type="dxa"/>
             <w:tcBorders/>
             <w:vAlign w:val="center"/>
           </w:tcPr>
@@ -3560,7 +3579,7 @@
         <w:trPr/>
         <w:tc>
           <w:tcPr>
-            <w:tcW w:w="1997" w:type="dxa"/>
+            <w:tcW w:w="1996" w:type="dxa"/>
             <w:tcBorders/>
             <w:vAlign w:val="center"/>
           </w:tcPr>
@@ -3586,7 +3605,7 @@
         </w:tc>
         <w:tc>
           <w:tcPr>
-            <w:tcW w:w="7640" w:type="dxa"/>
+            <w:tcW w:w="7641" w:type="dxa"/>
             <w:tcBorders/>
             <w:vAlign w:val="center"/>
           </w:tcPr>
@@ -3635,7 +3654,7 @@
         <w:trPr/>
         <w:tc>
           <w:tcPr>
-            <w:tcW w:w="1997" w:type="dxa"/>
+            <w:tcW w:w="1996" w:type="dxa"/>
             <w:tcBorders/>
             <w:vAlign w:val="center"/>
           </w:tcPr>
@@ -3661,7 +3680,7 @@
         </w:tc>
         <w:tc>
           <w:tcPr>
-            <w:tcW w:w="7640" w:type="dxa"/>
+            <w:tcW w:w="7641" w:type="dxa"/>
             <w:tcBorders/>
             <w:vAlign w:val="center"/>
           </w:tcPr>
@@ -3723,7 +3742,7 @@
         <w:trPr/>
         <w:tc>
           <w:tcPr>
-            <w:tcW w:w="1997" w:type="dxa"/>
+            <w:tcW w:w="1996" w:type="dxa"/>
             <w:tcBorders/>
             <w:vAlign w:val="center"/>
           </w:tcPr>
@@ -3749,7 +3768,7 @@
         </w:tc>
         <w:tc>
           <w:tcPr>
-            <w:tcW w:w="7640" w:type="dxa"/>
+            <w:tcW w:w="7641" w:type="dxa"/>
             <w:tcBorders/>
             <w:vAlign w:val="center"/>
           </w:tcPr>
@@ -3811,7 +3830,7 @@
         <w:trPr/>
         <w:tc>
           <w:tcPr>
-            <w:tcW w:w="1997" w:type="dxa"/>
+            <w:tcW w:w="1996" w:type="dxa"/>
             <w:tcBorders/>
             <w:vAlign w:val="center"/>
           </w:tcPr>
@@ -3837,7 +3856,7 @@
         </w:tc>
         <w:tc>
           <w:tcPr>
-            <w:tcW w:w="7640" w:type="dxa"/>
+            <w:tcW w:w="7641" w:type="dxa"/>
             <w:tcBorders/>
             <w:vAlign w:val="center"/>
           </w:tcPr>
@@ -3989,7 +4008,17 @@
         </w:rPr>
       </w:pPr>
       <w:r>
-        <w:rPr/>
+        <w:rPr>
+          <w:rFonts w:ascii="Roboto" w:hAnsi="Roboto"/>
+          <w:b w:val="false"/>
+          <w:i w:val="false"/>
+          <w:caps w:val="false"/>
+          <w:smallCaps w:val="false"/>
+          <w:color w:val="000000"/>
+          <w:spacing w:val="0"/>
+          <w:sz w:val="24"/>
+          <w:szCs w:val="24"/>
+        </w:rPr>
       </w:r>
     </w:p>
     <w:p>
@@ -4014,7 +4043,17 @@
         </w:rPr>
       </w:pPr>
       <w:r>
-        <w:rPr/>
+        <w:rPr>
+          <w:rFonts w:ascii="Roboto" w:hAnsi="Roboto"/>
+          <w:b w:val="false"/>
+          <w:i w:val="false"/>
+          <w:caps w:val="false"/>
+          <w:smallCaps w:val="false"/>
+          <w:color w:val="000000"/>
+          <w:spacing w:val="0"/>
+          <w:sz w:val="24"/>
+          <w:szCs w:val="24"/>
+        </w:rPr>
       </w:r>
     </w:p>
     <w:p>
@@ -4039,7 +4078,17 @@
         </w:rPr>
       </w:pPr>
       <w:r>
-        <w:rPr/>
+        <w:rPr>
+          <w:rFonts w:ascii="Roboto" w:hAnsi="Roboto"/>
+          <w:b w:val="false"/>
+          <w:i w:val="false"/>
+          <w:caps w:val="false"/>
+          <w:smallCaps w:val="false"/>
+          <w:color w:val="000000"/>
+          <w:spacing w:val="0"/>
+          <w:sz w:val="24"/>
+          <w:szCs w:val="24"/>
+        </w:rPr>
       </w:r>
     </w:p>
     <w:p>
@@ -4303,9 +4352,12 @@
       </w:pPr>
       <w:r>
         <w:rPr>
-          <w:rFonts w:ascii="Roboto" w:hAnsi="Roboto"/>
-          <w:sz w:val="24"/>
-          <w:szCs w:val="24"/>
+          <w:b w:val="false"/>
+          <w:i w:val="false"/>
+          <w:caps w:val="false"/>
+          <w:smallCaps w:val="false"/>
+          <w:color w:val="000000"/>
+          <w:spacing w:val="0"/>
         </w:rPr>
       </w:r>
     </w:p>
@@ -4330,9 +4382,12 @@
       </w:pPr>
       <w:r>
         <w:rPr>
-          <w:rFonts w:ascii="Roboto" w:hAnsi="Roboto"/>
-          <w:sz w:val="24"/>
-          <w:szCs w:val="24"/>
+          <w:b w:val="false"/>
+          <w:i w:val="false"/>
+          <w:caps w:val="false"/>
+          <w:smallCaps w:val="false"/>
+          <w:color w:val="000000"/>
+          <w:spacing w:val="0"/>
         </w:rPr>
       </w:r>
     </w:p>
@@ -4357,9 +4412,12 @@
       </w:pPr>
       <w:r>
         <w:rPr>
-          <w:rFonts w:ascii="Roboto" w:hAnsi="Roboto"/>
-          <w:sz w:val="24"/>
-          <w:szCs w:val="24"/>
+          <w:b w:val="false"/>
+          <w:i w:val="false"/>
+          <w:caps w:val="false"/>
+          <w:smallCaps w:val="false"/>
+          <w:color w:val="000000"/>
+          <w:spacing w:val="0"/>
         </w:rPr>
       </w:r>
     </w:p>
@@ -4384,9 +4442,12 @@
       </w:pPr>
       <w:r>
         <w:rPr>
-          <w:rFonts w:ascii="Roboto" w:hAnsi="Roboto"/>
-          <w:sz w:val="24"/>
-          <w:szCs w:val="24"/>
+          <w:b w:val="false"/>
+          <w:i w:val="false"/>
+          <w:caps w:val="false"/>
+          <w:smallCaps w:val="false"/>
+          <w:color w:val="000000"/>
+          <w:spacing w:val="0"/>
         </w:rPr>
       </w:r>
     </w:p>
@@ -4411,9 +4472,12 @@
       </w:pPr>
       <w:r>
         <w:rPr>
-          <w:rFonts w:ascii="Roboto" w:hAnsi="Roboto"/>
-          <w:sz w:val="24"/>
-          <w:szCs w:val="24"/>
+          <w:b w:val="false"/>
+          <w:i w:val="false"/>
+          <w:caps w:val="false"/>
+          <w:smallCaps w:val="false"/>
+          <w:color w:val="000000"/>
+          <w:spacing w:val="0"/>
         </w:rPr>
       </w:r>
     </w:p>
@@ -4464,8 +4528,26 @@
     </w:p>
     <w:p>
       <w:pPr>
+        <w:pStyle w:val="Style16"/>
+        <w:widowControl/>
+        <w:bidi w:val="0"/>
+        <w:spacing w:before="0" w:after="140"/>
+        <w:ind w:start="0" w:end="0" w:hanging="0"/>
+        <w:jc w:val="start"/>
+        <w:rPr>
+          <w:rFonts w:ascii="Roboto" w:hAnsi="Roboto"/>
+          <w:sz w:val="24"/>
+          <w:szCs w:val="24"/>
+        </w:rPr>
+      </w:pPr>
+      <w:r>
+        <w:rPr/>
+      </w:r>
+    </w:p>
+    <w:p>
+      <w:pPr>
         <w:pStyle w:val="3"/>
-        <w:spacing w:lineRule="auto" w:line="273" w:before="0" w:after="140"/>
+        <w:spacing w:lineRule="auto" w:line="271" w:before="0" w:after="140"/>
         <w:rPr>
           <w:rFonts w:ascii="Google Sans;sans-serif" w:hAnsi="Google Sans;sans-serif"/>
         </w:rPr>
@@ -4480,10 +4562,11 @@
     <w:p>
       <w:pPr>
         <w:pStyle w:val="Style16"/>
-        <w:spacing w:lineRule="auto" w:line="273" w:before="0" w:after="140"/>
+        <w:spacing w:lineRule="auto" w:line="271" w:before="0" w:after="140"/>
         <w:rPr>
           <w:rFonts w:ascii="Google Sans Text;sans-serif" w:hAnsi="Google Sans Text;sans-serif"/>
           <w:b/>
+          <w:b/>
         </w:rPr>
       </w:pPr>
       <w:r>
@@ -4491,13 +4574,13 @@
           <w:rFonts w:ascii="Google Sans Text;sans-serif" w:hAnsi="Google Sans Text;sans-serif"/>
           <w:b/>
         </w:rPr>
-        <w:t>Да, SvelteKit (через Vite и Rollup) выполняет "тряску дерева" (Tree-Shaking) и минимизацию для вашего конечного CSS.</w:t>
-      </w:r>
-    </w:p>
-    <w:p>
-      <w:pPr>
-        <w:pStyle w:val="Style16"/>
-        <w:spacing w:lineRule="auto" w:line="273" w:before="0" w:after="140"/>
+        <w:t>SvelteKit (через Vite и Rollup) выполняет "тряску дерева" (Tree-Shaking) и минимизацию для вашего конечного CSS.</w:t>
+      </w:r>
+    </w:p>
+    <w:p>
+      <w:pPr>
+        <w:pStyle w:val="Style16"/>
+        <w:spacing w:lineRule="auto" w:line="271" w:before="0" w:after="140"/>
         <w:rPr/>
       </w:pPr>
       <w:r>
@@ -4527,12 +4610,11 @@
           <w:ilvl w:val="0"/>
           <w:numId w:val="3"/>
         </w:numPr>
-        <w:pBdr/>
         <w:tabs>
           <w:tab w:val="clear" w:pos="709"/>
           <w:tab w:val="left" w:pos="0" w:leader="none"/>
         </w:tabs>
-        <w:spacing w:lineRule="auto" w:line="273" w:before="0" w:after="140"/>
+        <w:spacing w:lineRule="auto" w:line="271" w:before="0" w:after="140"/>
         <w:ind w:start="709" w:hanging="283"/>
         <w:rPr/>
       </w:pPr>
@@ -4622,12 +4704,11 @@
           <w:ilvl w:val="0"/>
           <w:numId w:val="3"/>
         </w:numPr>
-        <w:pBdr/>
         <w:tabs>
           <w:tab w:val="clear" w:pos="709"/>
           <w:tab w:val="left" w:pos="0" w:leader="none"/>
         </w:tabs>
-        <w:spacing w:lineRule="auto" w:line="273" w:before="0" w:after="140"/>
+        <w:spacing w:lineRule="auto" w:line="271" w:before="0" w:after="140"/>
         <w:ind w:start="709" w:hanging="283"/>
         <w:rPr>
           <w:rFonts w:ascii="Google Sans Text;sans-serif" w:hAnsi="Google Sans Text;sans-serif"/>
@@ -4650,7 +4731,7 @@
     <w:p>
       <w:pPr>
         <w:pStyle w:val="3"/>
-        <w:spacing w:lineRule="auto" w:line="273" w:before="0" w:after="140"/>
+        <w:spacing w:lineRule="auto" w:line="271" w:before="0" w:after="140"/>
         <w:rPr>
           <w:rFonts w:ascii="Google Sans;sans-serif" w:hAnsi="Google Sans;sans-serif"/>
         </w:rPr>
@@ -4665,7 +4746,7 @@
     <w:p>
       <w:pPr>
         <w:pStyle w:val="Style16"/>
-        <w:spacing w:lineRule="auto" w:line="273" w:before="0" w:after="140"/>
+        <w:spacing w:lineRule="auto" w:line="271" w:before="0" w:after="140"/>
         <w:rPr/>
       </w:pPr>
       <w:r>
@@ -4734,12 +4815,11 @@
           <w:ilvl w:val="0"/>
           <w:numId w:val="4"/>
         </w:numPr>
-        <w:pBdr/>
         <w:tabs>
           <w:tab w:val="clear" w:pos="709"/>
           <w:tab w:val="left" w:pos="0" w:leader="none"/>
         </w:tabs>
-        <w:spacing w:lineRule="auto" w:line="273" w:before="0" w:after="140"/>
+        <w:spacing w:lineRule="auto" w:line="271" w:before="0" w:after="140"/>
         <w:ind w:start="709" w:hanging="283"/>
         <w:rPr/>
       </w:pPr>
@@ -4810,12 +4890,11 @@
           <w:ilvl w:val="0"/>
           <w:numId w:val="4"/>
         </w:numPr>
-        <w:pBdr/>
         <w:tabs>
           <w:tab w:val="clear" w:pos="709"/>
           <w:tab w:val="left" w:pos="0" w:leader="none"/>
         </w:tabs>
-        <w:spacing w:lineRule="auto" w:line="273" w:before="0" w:after="140"/>
+        <w:spacing w:lineRule="auto" w:line="271" w:before="0" w:after="140"/>
         <w:ind w:start="709" w:hanging="283"/>
         <w:rPr/>
       </w:pPr>
@@ -4870,8 +4949,89 @@
     </w:p>
     <w:p>
       <w:pPr>
+        <w:pStyle w:val="Style16"/>
+        <w:rPr/>
+      </w:pPr>
+      <w:r>
+        <w:rPr/>
+      </w:r>
+    </w:p>
+    <w:p>
+      <w:pPr>
+        <w:pStyle w:val="Style16"/>
+        <w:rPr/>
+      </w:pPr>
+      <w:r>
+        <w:rPr/>
+      </w:r>
+    </w:p>
+    <w:p>
+      <w:pPr>
+        <w:pStyle w:val="Style16"/>
+        <w:rPr/>
+      </w:pPr>
+      <w:r>
+        <w:rPr/>
+      </w:r>
+    </w:p>
+    <w:p>
+      <w:pPr>
+        <w:pStyle w:val="Style16"/>
+        <w:rPr/>
+      </w:pPr>
+      <w:r>
+        <w:rPr/>
+      </w:r>
+    </w:p>
+    <w:p>
+      <w:pPr>
+        <w:pStyle w:val="Style16"/>
+        <w:rPr/>
+      </w:pPr>
+      <w:r>
+        <w:rPr/>
+      </w:r>
+    </w:p>
+    <w:p>
+      <w:pPr>
+        <w:pStyle w:val="Style16"/>
+        <w:rPr/>
+      </w:pPr>
+      <w:r>
+        <w:rPr/>
+      </w:r>
+    </w:p>
+    <w:p>
+      <w:pPr>
+        <w:pStyle w:val="Style16"/>
+        <w:rPr/>
+      </w:pPr>
+      <w:r>
+        <w:rPr/>
+      </w:r>
+    </w:p>
+    <w:p>
+      <w:pPr>
+        <w:pStyle w:val="Style16"/>
+        <w:rPr/>
+      </w:pPr>
+      <w:r>
+        <w:rPr/>
+      </w:r>
+    </w:p>
+    <w:p>
+      <w:pPr>
+        <w:pStyle w:val="Style16"/>
+        <w:rPr/>
+      </w:pPr>
+      <w:r>
+        <w:rPr/>
+      </w:r>
+    </w:p>
+    <w:p>
+      <w:pPr>
         <w:pStyle w:val="2"/>
-        <w:spacing w:lineRule="auto" w:line="273" w:before="0" w:after="140"/>
+        <w:spacing w:lineRule="auto" w:line="271" w:before="0" w:after="140"/>
         <w:rPr/>
       </w:pPr>
       <w:r>
@@ -4888,10 +5048,11 @@
     <w:p>
       <w:pPr>
         <w:pStyle w:val="Style16"/>
-        <w:spacing w:lineRule="auto" w:line="273" w:before="0" w:after="140"/>
+        <w:spacing w:lineRule="auto" w:line="271" w:before="0" w:after="140"/>
         <w:rPr>
           <w:rFonts w:ascii="Google Sans Text;sans-serif" w:hAnsi="Google Sans Text;sans-serif"/>
           <w:b/>
+          <w:b/>
         </w:rPr>
       </w:pPr>
       <w:r>
@@ -4905,7 +5066,7 @@
     <w:p>
       <w:pPr>
         <w:pStyle w:val="Style16"/>
-        <w:spacing w:lineRule="auto" w:line="273" w:before="0" w:after="140"/>
+        <w:spacing w:lineRule="auto" w:line="271" w:before="0" w:after="140"/>
         <w:rPr>
           <w:rFonts w:ascii="Google Sans Text;sans-serif" w:hAnsi="Google Sans Text;sans-serif"/>
         </w:rPr>
@@ -4945,8 +5106,8 @@
       </w:tblPr>
       <w:tblGrid>
         <w:gridCol w:w="2148"/>
-        <w:gridCol w:w="3134"/>
-        <w:gridCol w:w="4356"/>
+        <w:gridCol w:w="3133"/>
+        <w:gridCol w:w="4357"/>
       </w:tblGrid>
       <w:tr>
         <w:trPr>
@@ -4966,7 +5127,8 @@
           <w:p>
             <w:pPr>
               <w:pStyle w:val="Style22"/>
-              <w:spacing w:lineRule="auto" w:line="273" w:before="0" w:after="0"/>
+              <w:widowControl w:val="false"/>
+              <w:spacing w:lineRule="auto" w:line="271" w:before="0" w:after="0"/>
               <w:rPr/>
             </w:pPr>
             <w:r>
@@ -4980,7 +5142,7 @@
         </w:tc>
         <w:tc>
           <w:tcPr>
-            <w:tcW w:w="3134" w:type="dxa"/>
+            <w:tcW w:w="3133" w:type="dxa"/>
             <w:tcBorders>
               <w:top w:val="single" w:sz="2" w:space="0" w:color="000000"/>
               <w:start w:val="single" w:sz="2" w:space="0" w:color="000000"/>
@@ -4992,7 +5154,8 @@
           <w:p>
             <w:pPr>
               <w:pStyle w:val="Style22"/>
-              <w:spacing w:lineRule="auto" w:line="273" w:before="0" w:after="0"/>
+              <w:widowControl w:val="false"/>
+              <w:spacing w:lineRule="auto" w:line="271" w:before="0" w:after="0"/>
               <w:rPr/>
             </w:pPr>
             <w:r>
@@ -5006,7 +5169,7 @@
         </w:tc>
         <w:tc>
           <w:tcPr>
-            <w:tcW w:w="4356" w:type="dxa"/>
+            <w:tcW w:w="4357" w:type="dxa"/>
             <w:tcBorders>
               <w:top w:val="single" w:sz="2" w:space="0" w:color="000000"/>
               <w:start w:val="single" w:sz="2" w:space="0" w:color="000000"/>
@@ -5018,7 +5181,8 @@
           <w:p>
             <w:pPr>
               <w:pStyle w:val="Style22"/>
-              <w:spacing w:lineRule="auto" w:line="273" w:before="0" w:after="0"/>
+              <w:widowControl w:val="false"/>
+              <w:spacing w:lineRule="auto" w:line="271" w:before="0" w:after="0"/>
               <w:rPr/>
             </w:pPr>
             <w:r>
@@ -5047,7 +5211,8 @@
           <w:p>
             <w:pPr>
               <w:pStyle w:val="Style22"/>
-              <w:spacing w:lineRule="auto" w:line="273" w:before="0" w:after="140"/>
+              <w:widowControl w:val="false"/>
+              <w:spacing w:lineRule="auto" w:line="271" w:before="0" w:after="140"/>
               <w:rPr/>
             </w:pPr>
             <w:r>
@@ -5062,7 +5227,7 @@
         </w:tc>
         <w:tc>
           <w:tcPr>
-            <w:tcW w:w="3134" w:type="dxa"/>
+            <w:tcW w:w="3133" w:type="dxa"/>
             <w:tcBorders>
               <w:top w:val="single" w:sz="2" w:space="0" w:color="000000"/>
               <w:start w:val="single" w:sz="2" w:space="0" w:color="000000"/>
@@ -5074,7 +5239,8 @@
           <w:p>
             <w:pPr>
               <w:pStyle w:val="Style22"/>
-              <w:spacing w:lineRule="auto" w:line="273" w:before="0" w:after="140"/>
+              <w:widowControl w:val="false"/>
+              <w:spacing w:lineRule="auto" w:line="271" w:before="0" w:after="140"/>
               <w:rPr/>
             </w:pPr>
             <w:r>
@@ -5101,7 +5267,7 @@
         </w:tc>
         <w:tc>
           <w:tcPr>
-            <w:tcW w:w="4356" w:type="dxa"/>
+            <w:tcW w:w="4357" w:type="dxa"/>
             <w:tcBorders>
               <w:top w:val="single" w:sz="2" w:space="0" w:color="000000"/>
               <w:start w:val="single" w:sz="2" w:space="0" w:color="000000"/>
@@ -5113,7 +5279,8 @@
           <w:p>
             <w:pPr>
               <w:pStyle w:val="Style22"/>
-              <w:spacing w:lineRule="auto" w:line="273" w:before="0" w:after="140"/>
+              <w:widowControl w:val="false"/>
+              <w:spacing w:lineRule="auto" w:line="271" w:before="0" w:after="140"/>
               <w:rPr>
                 <w:rFonts w:ascii="Google Sans Text;sans-serif" w:hAnsi="Google Sans Text;sans-serif"/>
               </w:rPr>
@@ -5156,7 +5323,8 @@
           <w:p>
             <w:pPr>
               <w:pStyle w:val="Style22"/>
-              <w:spacing w:lineRule="auto" w:line="273" w:before="0" w:after="140"/>
+              <w:widowControl w:val="false"/>
+              <w:spacing w:lineRule="auto" w:line="271" w:before="0" w:after="140"/>
               <w:rPr/>
             </w:pPr>
             <w:r>
@@ -5171,7 +5339,7 @@
         </w:tc>
         <w:tc>
           <w:tcPr>
-            <w:tcW w:w="3134" w:type="dxa"/>
+            <w:tcW w:w="3133" w:type="dxa"/>
             <w:tcBorders>
               <w:top w:val="single" w:sz="2" w:space="0" w:color="000000"/>
               <w:start w:val="single" w:sz="2" w:space="0" w:color="000000"/>
@@ -5183,7 +5351,8 @@
           <w:p>
             <w:pPr>
               <w:pStyle w:val="Style22"/>
-              <w:spacing w:lineRule="auto" w:line="273" w:before="0" w:after="140"/>
+              <w:widowControl w:val="false"/>
+              <w:spacing w:lineRule="auto" w:line="271" w:before="0" w:after="140"/>
               <w:rPr/>
             </w:pPr>
             <w:r>
@@ -5197,7 +5366,7 @@
         </w:tc>
         <w:tc>
           <w:tcPr>
-            <w:tcW w:w="4356" w:type="dxa"/>
+            <w:tcW w:w="4357" w:type="dxa"/>
             <w:tcBorders>
               <w:top w:val="single" w:sz="2" w:space="0" w:color="000000"/>
               <w:start w:val="single" w:sz="2" w:space="0" w:color="000000"/>
@@ -5209,7 +5378,8 @@
           <w:p>
             <w:pPr>
               <w:pStyle w:val="Style22"/>
-              <w:spacing w:lineRule="auto" w:line="273" w:before="0" w:after="140"/>
+              <w:widowControl w:val="false"/>
+              <w:spacing w:lineRule="auto" w:line="271" w:before="0" w:after="140"/>
               <w:rPr>
                 <w:rFonts w:ascii="Google Sans Text;sans-serif" w:hAnsi="Google Sans Text;sans-serif"/>
               </w:rPr>
@@ -5252,7 +5422,8 @@
           <w:p>
             <w:pPr>
               <w:pStyle w:val="Style22"/>
-              <w:spacing w:lineRule="auto" w:line="273" w:before="0" w:after="140"/>
+              <w:widowControl w:val="false"/>
+              <w:spacing w:lineRule="auto" w:line="271" w:before="0" w:after="140"/>
               <w:rPr/>
             </w:pPr>
             <w:r>
@@ -5267,7 +5438,7 @@
         </w:tc>
         <w:tc>
           <w:tcPr>
-            <w:tcW w:w="3134" w:type="dxa"/>
+            <w:tcW w:w="3133" w:type="dxa"/>
             <w:tcBorders>
               <w:top w:val="single" w:sz="2" w:space="0" w:color="000000"/>
               <w:start w:val="single" w:sz="2" w:space="0" w:color="000000"/>
@@ -5279,7 +5450,8 @@
           <w:p>
             <w:pPr>
               <w:pStyle w:val="Style22"/>
-              <w:spacing w:lineRule="auto" w:line="273" w:before="0" w:after="140"/>
+              <w:widowControl w:val="false"/>
+              <w:spacing w:lineRule="auto" w:line="271" w:before="0" w:after="140"/>
               <w:rPr/>
             </w:pPr>
             <w:r>
@@ -5306,7 +5478,7 @@
         </w:tc>
         <w:tc>
           <w:tcPr>
-            <w:tcW w:w="4356" w:type="dxa"/>
+            <w:tcW w:w="4357" w:type="dxa"/>
             <w:tcBorders>
               <w:top w:val="single" w:sz="2" w:space="0" w:color="000000"/>
               <w:start w:val="single" w:sz="2" w:space="0" w:color="000000"/>
@@ -5318,7 +5490,8 @@
           <w:p>
             <w:pPr>
               <w:pStyle w:val="Style22"/>
-              <w:spacing w:lineRule="auto" w:line="273" w:before="0" w:after="140"/>
+              <w:widowControl w:val="false"/>
+              <w:spacing w:lineRule="auto" w:line="271" w:before="0" w:after="140"/>
               <w:rPr>
                 <w:rFonts w:ascii="Google Sans Text;sans-serif" w:hAnsi="Google Sans Text;sans-serif"/>
               </w:rPr>
@@ -5361,7 +5534,8 @@
           <w:p>
             <w:pPr>
               <w:pStyle w:val="Style22"/>
-              <w:spacing w:lineRule="auto" w:line="273" w:before="0" w:after="140"/>
+              <w:widowControl w:val="false"/>
+              <w:spacing w:lineRule="auto" w:line="271" w:before="0" w:after="140"/>
               <w:rPr/>
             </w:pPr>
             <w:r>
@@ -5376,7 +5550,7 @@
         </w:tc>
         <w:tc>
           <w:tcPr>
-            <w:tcW w:w="3134" w:type="dxa"/>
+            <w:tcW w:w="3133" w:type="dxa"/>
             <w:tcBorders>
               <w:top w:val="single" w:sz="2" w:space="0" w:color="000000"/>
               <w:start w:val="single" w:sz="2" w:space="0" w:color="000000"/>
@@ -5388,7 +5562,8 @@
           <w:p>
             <w:pPr>
               <w:pStyle w:val="Style22"/>
-              <w:spacing w:lineRule="auto" w:line="273" w:before="0" w:after="140"/>
+              <w:widowControl w:val="false"/>
+              <w:spacing w:lineRule="auto" w:line="271" w:before="0" w:after="140"/>
               <w:rPr/>
             </w:pPr>
             <w:r>
@@ -5415,7 +5590,7 @@
         </w:tc>
         <w:tc>
           <w:tcPr>
-            <w:tcW w:w="4356" w:type="dxa"/>
+            <w:tcW w:w="4357" w:type="dxa"/>
             <w:tcBorders>
               <w:top w:val="single" w:sz="2" w:space="0" w:color="000000"/>
               <w:start w:val="single" w:sz="2" w:space="0" w:color="000000"/>
@@ -5427,7 +5602,8 @@
           <w:p>
             <w:pPr>
               <w:pStyle w:val="Style22"/>
-              <w:spacing w:lineRule="auto" w:line="273" w:before="0" w:after="140"/>
+              <w:widowControl w:val="false"/>
+              <w:spacing w:lineRule="auto" w:line="271" w:before="0" w:after="140"/>
               <w:rPr>
                 <w:rFonts w:ascii="Google Sans Text;sans-serif" w:hAnsi="Google Sans Text;sans-serif"/>
               </w:rPr>
@@ -5458,7 +5634,19 @@
     <w:p>
       <w:pPr>
         <w:pStyle w:val="3"/>
-        <w:spacing w:lineRule="auto" w:line="273" w:before="0" w:after="140"/>
+        <w:spacing w:lineRule="auto" w:line="271" w:before="0" w:after="140"/>
+        <w:rPr>
+          <w:rFonts w:ascii="Google Sans;sans-serif" w:hAnsi="Google Sans;sans-serif"/>
+        </w:rPr>
+      </w:pPr>
+      <w:r>
+        <w:rPr/>
+      </w:r>
+    </w:p>
+    <w:p>
+      <w:pPr>
+        <w:pStyle w:val="3"/>
+        <w:spacing w:lineRule="auto" w:line="271" w:before="0" w:after="140"/>
         <w:rPr>
           <w:rFonts w:ascii="Google Sans;sans-serif" w:hAnsi="Google Sans;sans-serif"/>
         </w:rPr>
@@ -5477,12 +5665,11 @@
           <w:ilvl w:val="0"/>
           <w:numId w:val="5"/>
         </w:numPr>
-        <w:pBdr/>
         <w:tabs>
           <w:tab w:val="clear" w:pos="709"/>
           <w:tab w:val="left" w:pos="0" w:leader="none"/>
         </w:tabs>
-        <w:spacing w:lineRule="auto" w:line="273" w:before="0" w:after="140"/>
+        <w:spacing w:lineRule="auto" w:line="271" w:before="0" w:after="140"/>
         <w:ind w:start="709" w:hanging="283"/>
         <w:rPr>
           <w:rFonts w:ascii="Google Sans Text;sans-serif" w:hAnsi="Google Sans Text;sans-serif"/>
@@ -5509,12 +5696,11 @@
           <w:ilvl w:val="0"/>
           <w:numId w:val="5"/>
         </w:numPr>
-        <w:pBdr/>
         <w:tabs>
           <w:tab w:val="clear" w:pos="709"/>
           <w:tab w:val="left" w:pos="0" w:leader="none"/>
         </w:tabs>
-        <w:spacing w:lineRule="auto" w:line="273" w:before="0" w:after="140"/>
+        <w:spacing w:lineRule="auto" w:line="271" w:before="0" w:after="140"/>
         <w:ind w:start="709" w:hanging="283"/>
         <w:rPr>
           <w:rFonts w:ascii="Google Sans Text;sans-serif" w:hAnsi="Google Sans Text;sans-serif"/>
@@ -5541,12 +5727,11 @@
           <w:ilvl w:val="0"/>
           <w:numId w:val="5"/>
         </w:numPr>
-        <w:pBdr/>
         <w:tabs>
           <w:tab w:val="clear" w:pos="709"/>
           <w:tab w:val="left" w:pos="0" w:leader="none"/>
         </w:tabs>
-        <w:spacing w:lineRule="auto" w:line="273" w:before="0" w:after="140"/>
+        <w:spacing w:lineRule="auto" w:line="271" w:before="0" w:after="140"/>
         <w:ind w:start="709" w:hanging="283"/>
         <w:rPr>
           <w:rFonts w:ascii="Google Sans Text;sans-serif" w:hAnsi="Google Sans Text;sans-serif"/>
@@ -5569,7 +5754,7 @@
     <w:p>
       <w:pPr>
         <w:pStyle w:val="Style16"/>
-        <w:spacing w:lineRule="auto" w:line="273" w:before="0" w:after="140"/>
+        <w:spacing w:lineRule="auto" w:line="271" w:before="0" w:after="140"/>
         <w:rPr>
           <w:rFonts w:ascii="Google Sans Text;sans-serif" w:hAnsi="Google Sans Text;sans-serif"/>
         </w:rPr>
@@ -5622,9 +5807,12 @@
       </w:pPr>
       <w:r>
         <w:rPr>
-          <w:rFonts w:ascii="Roboto" w:hAnsi="Roboto"/>
-          <w:sz w:val="24"/>
-          <w:szCs w:val="24"/>
+          <w:b w:val="false"/>
+          <w:i w:val="false"/>
+          <w:caps w:val="false"/>
+          <w:smallCaps w:val="false"/>
+          <w:color w:val="000000"/>
+          <w:spacing w:val="0"/>
         </w:rPr>
       </w:r>
     </w:p>
@@ -5649,9 +5837,12 @@
       </w:pPr>
       <w:r>
         <w:rPr>
-          <w:rFonts w:ascii="Roboto" w:hAnsi="Roboto"/>
-          <w:sz w:val="24"/>
-          <w:szCs w:val="24"/>
+          <w:b w:val="false"/>
+          <w:i w:val="false"/>
+          <w:caps w:val="false"/>
+          <w:smallCaps w:val="false"/>
+          <w:color w:val="000000"/>
+          <w:spacing w:val="0"/>
         </w:rPr>
       </w:r>
     </w:p>
@@ -5676,9 +5867,12 @@
       </w:pPr>
       <w:r>
         <w:rPr>
-          <w:rFonts w:ascii="Roboto" w:hAnsi="Roboto"/>
-          <w:sz w:val="24"/>
-          <w:szCs w:val="24"/>
+          <w:b w:val="false"/>
+          <w:i w:val="false"/>
+          <w:caps w:val="false"/>
+          <w:smallCaps w:val="false"/>
+          <w:color w:val="000000"/>
+          <w:spacing w:val="0"/>
         </w:rPr>
       </w:r>
     </w:p>
@@ -5703,9 +5897,12 @@
       </w:pPr>
       <w:r>
         <w:rPr>
-          <w:rFonts w:ascii="Roboto" w:hAnsi="Roboto"/>
-          <w:sz w:val="24"/>
-          <w:szCs w:val="24"/>
+          <w:b w:val="false"/>
+          <w:i w:val="false"/>
+          <w:caps w:val="false"/>
+          <w:smallCaps w:val="false"/>
+          <w:color w:val="000000"/>
+          <w:spacing w:val="0"/>
         </w:rPr>
       </w:r>
     </w:p>
@@ -5730,9 +5927,12 @@
       </w:pPr>
       <w:r>
         <w:rPr>
-          <w:rFonts w:ascii="Roboto" w:hAnsi="Roboto"/>
-          <w:sz w:val="24"/>
-          <w:szCs w:val="24"/>
+          <w:b w:val="false"/>
+          <w:i w:val="false"/>
+          <w:caps w:val="false"/>
+          <w:smallCaps w:val="false"/>
+          <w:color w:val="000000"/>
+          <w:spacing w:val="0"/>
         </w:rPr>
       </w:r>
     </w:p>
@@ -5757,279 +5957,12 @@
       </w:pPr>
       <w:r>
         <w:rPr>
-          <w:rFonts w:ascii="Roboto" w:hAnsi="Roboto"/>
-          <w:sz w:val="24"/>
-          <w:szCs w:val="24"/>
-        </w:rPr>
-      </w:r>
-    </w:p>
-    <w:p>
-      <w:pPr>
-        <w:pStyle w:val="Style16"/>
-        <w:widowControl/>
-        <w:bidi w:val="0"/>
-        <w:spacing w:before="0" w:after="140"/>
-        <w:ind w:start="0" w:end="0" w:hanging="0"/>
-        <w:jc w:val="start"/>
-        <w:rPr>
-          <w:b w:val="false"/>
-          <w:b w:val="false"/>
-          <w:i w:val="false"/>
-          <w:i w:val="false"/>
-          <w:caps w:val="false"/>
-          <w:smallCaps w:val="false"/>
-          <w:color w:val="000000"/>
-          <w:spacing w:val="0"/>
-        </w:rPr>
-      </w:pPr>
-      <w:r>
-        <w:rPr>
-          <w:rFonts w:ascii="Roboto" w:hAnsi="Roboto"/>
-          <w:sz w:val="24"/>
-          <w:szCs w:val="24"/>
-        </w:rPr>
-      </w:r>
-    </w:p>
-    <w:p>
-      <w:pPr>
-        <w:pStyle w:val="Style16"/>
-        <w:widowControl/>
-        <w:bidi w:val="0"/>
-        <w:spacing w:before="0" w:after="140"/>
-        <w:ind w:start="0" w:end="0" w:hanging="0"/>
-        <w:jc w:val="start"/>
-        <w:rPr>
-          <w:b w:val="false"/>
-          <w:b w:val="false"/>
-          <w:i w:val="false"/>
-          <w:i w:val="false"/>
-          <w:caps w:val="false"/>
-          <w:smallCaps w:val="false"/>
-          <w:color w:val="000000"/>
-          <w:spacing w:val="0"/>
-        </w:rPr>
-      </w:pPr>
-      <w:r>
-        <w:rPr>
-          <w:rFonts w:ascii="Roboto" w:hAnsi="Roboto"/>
-          <w:sz w:val="24"/>
-          <w:szCs w:val="24"/>
-        </w:rPr>
-      </w:r>
-    </w:p>
-    <w:p>
-      <w:pPr>
-        <w:pStyle w:val="Style16"/>
-        <w:widowControl/>
-        <w:bidi w:val="0"/>
-        <w:spacing w:before="0" w:after="140"/>
-        <w:ind w:start="0" w:end="0" w:hanging="0"/>
-        <w:jc w:val="start"/>
-        <w:rPr>
-          <w:b w:val="false"/>
-          <w:b w:val="false"/>
-          <w:i w:val="false"/>
-          <w:i w:val="false"/>
-          <w:caps w:val="false"/>
-          <w:smallCaps w:val="false"/>
-          <w:color w:val="000000"/>
-          <w:spacing w:val="0"/>
-        </w:rPr>
-      </w:pPr>
-      <w:r>
-        <w:rPr>
-          <w:rFonts w:ascii="Roboto" w:hAnsi="Roboto"/>
-          <w:sz w:val="24"/>
-          <w:szCs w:val="24"/>
-        </w:rPr>
-      </w:r>
-    </w:p>
-    <w:p>
-      <w:pPr>
-        <w:pStyle w:val="Style16"/>
-        <w:widowControl/>
-        <w:bidi w:val="0"/>
-        <w:spacing w:before="0" w:after="140"/>
-        <w:ind w:start="0" w:end="0" w:hanging="0"/>
-        <w:jc w:val="start"/>
-        <w:rPr>
-          <w:b w:val="false"/>
-          <w:b w:val="false"/>
-          <w:i w:val="false"/>
-          <w:i w:val="false"/>
-          <w:caps w:val="false"/>
-          <w:smallCaps w:val="false"/>
-          <w:color w:val="000000"/>
-          <w:spacing w:val="0"/>
-        </w:rPr>
-      </w:pPr>
-      <w:r>
-        <w:rPr>
-          <w:rFonts w:ascii="Roboto" w:hAnsi="Roboto"/>
-          <w:sz w:val="24"/>
-          <w:szCs w:val="24"/>
-        </w:rPr>
-      </w:r>
-    </w:p>
-    <w:p>
-      <w:pPr>
-        <w:pStyle w:val="Style16"/>
-        <w:widowControl/>
-        <w:bidi w:val="0"/>
-        <w:spacing w:before="0" w:after="140"/>
-        <w:ind w:start="0" w:end="0" w:hanging="0"/>
-        <w:jc w:val="start"/>
-        <w:rPr>
-          <w:b w:val="false"/>
-          <w:b w:val="false"/>
-          <w:i w:val="false"/>
-          <w:i w:val="false"/>
-          <w:caps w:val="false"/>
-          <w:smallCaps w:val="false"/>
-          <w:color w:val="000000"/>
-          <w:spacing w:val="0"/>
-        </w:rPr>
-      </w:pPr>
-      <w:r>
-        <w:rPr>
-          <w:rFonts w:ascii="Roboto" w:hAnsi="Roboto"/>
-          <w:sz w:val="24"/>
-          <w:szCs w:val="24"/>
-        </w:rPr>
-      </w:r>
-    </w:p>
-    <w:p>
-      <w:pPr>
-        <w:pStyle w:val="Style16"/>
-        <w:widowControl/>
-        <w:bidi w:val="0"/>
-        <w:spacing w:before="0" w:after="140"/>
-        <w:ind w:start="0" w:end="0" w:hanging="0"/>
-        <w:jc w:val="start"/>
-        <w:rPr>
-          <w:b w:val="false"/>
-          <w:b w:val="false"/>
-          <w:i w:val="false"/>
-          <w:i w:val="false"/>
-          <w:caps w:val="false"/>
-          <w:smallCaps w:val="false"/>
-          <w:color w:val="000000"/>
-          <w:spacing w:val="0"/>
-        </w:rPr>
-      </w:pPr>
-      <w:r>
-        <w:rPr>
-          <w:rFonts w:ascii="Roboto" w:hAnsi="Roboto"/>
-          <w:sz w:val="24"/>
-          <w:szCs w:val="24"/>
-        </w:rPr>
-      </w:r>
-    </w:p>
-    <w:p>
-      <w:pPr>
-        <w:pStyle w:val="Style16"/>
-        <w:widowControl/>
-        <w:bidi w:val="0"/>
-        <w:spacing w:before="0" w:after="140"/>
-        <w:ind w:start="0" w:end="0" w:hanging="0"/>
-        <w:jc w:val="start"/>
-        <w:rPr>
-          <w:b w:val="false"/>
-          <w:b w:val="false"/>
-          <w:i w:val="false"/>
-          <w:i w:val="false"/>
-          <w:caps w:val="false"/>
-          <w:smallCaps w:val="false"/>
-          <w:color w:val="000000"/>
-          <w:spacing w:val="0"/>
-        </w:rPr>
-      </w:pPr>
-      <w:r>
-        <w:rPr>
-          <w:rFonts w:ascii="Roboto" w:hAnsi="Roboto"/>
-          <w:sz w:val="24"/>
-          <w:szCs w:val="24"/>
-        </w:rPr>
-      </w:r>
-    </w:p>
-    <w:p>
-      <w:pPr>
-        <w:pStyle w:val="Style16"/>
-        <w:widowControl/>
-        <w:bidi w:val="0"/>
-        <w:spacing w:before="0" w:after="140"/>
-        <w:ind w:start="0" w:end="0" w:hanging="0"/>
-        <w:jc w:val="start"/>
-        <w:rPr>
-          <w:b w:val="false"/>
-          <w:b w:val="false"/>
-          <w:i w:val="false"/>
-          <w:i w:val="false"/>
-          <w:caps w:val="false"/>
-          <w:smallCaps w:val="false"/>
-          <w:color w:val="000000"/>
-          <w:spacing w:val="0"/>
-        </w:rPr>
-      </w:pPr>
-      <w:r>
-        <w:rPr>
-          <w:rFonts w:ascii="Roboto" w:hAnsi="Roboto"/>
-          <w:sz w:val="24"/>
-          <w:szCs w:val="24"/>
-        </w:rPr>
-      </w:r>
-    </w:p>
-    <w:p>
-      <w:pPr>
-        <w:pStyle w:val="Style16"/>
-        <w:widowControl/>
-        <w:bidi w:val="0"/>
-        <w:spacing w:before="0" w:after="140"/>
-        <w:ind w:start="0" w:end="0" w:hanging="0"/>
-        <w:jc w:val="start"/>
-        <w:rPr>
-          <w:b w:val="false"/>
-          <w:b w:val="false"/>
-          <w:i w:val="false"/>
-          <w:i w:val="false"/>
-          <w:caps w:val="false"/>
-          <w:smallCaps w:val="false"/>
-          <w:color w:val="000000"/>
-          <w:spacing w:val="0"/>
-        </w:rPr>
-      </w:pPr>
-      <w:r>
-        <w:rPr>
-          <w:rFonts w:ascii="Roboto" w:hAnsi="Roboto"/>
-          <w:sz w:val="24"/>
-          <w:szCs w:val="24"/>
-        </w:rPr>
-      </w:r>
-    </w:p>
-    <w:p>
-      <w:pPr>
-        <w:pStyle w:val="Style16"/>
-        <w:widowControl/>
-        <w:bidi w:val="0"/>
-        <w:spacing w:before="0" w:after="140"/>
-        <w:ind w:start="0" w:end="0" w:hanging="0"/>
-        <w:jc w:val="start"/>
-        <w:rPr>
-          <w:b w:val="false"/>
-          <w:b w:val="false"/>
-          <w:i w:val="false"/>
-          <w:i w:val="false"/>
-          <w:caps w:val="false"/>
-          <w:smallCaps w:val="false"/>
-          <w:color w:val="000000"/>
-          <w:spacing w:val="0"/>
-        </w:rPr>
-      </w:pPr>
-      <w:r>
-        <w:rPr>
-          <w:rFonts w:ascii="Roboto" w:hAnsi="Roboto"/>
-          <w:sz w:val="24"/>
-          <w:szCs w:val="24"/>
+          <w:b w:val="false"/>
+          <w:i w:val="false"/>
+          <w:caps w:val="false"/>
+          <w:smallCaps w:val="false"/>
+          <w:color w:val="000000"/>
+          <w:spacing w:val="0"/>
         </w:rPr>
       </w:r>
     </w:p>
@@ -6132,9 +6065,12 @@
       </w:pPr>
       <w:r>
         <w:rPr>
-          <w:rFonts w:ascii="Roboto" w:hAnsi="Roboto"/>
-          <w:sz w:val="24"/>
-          <w:szCs w:val="24"/>
+          <w:b w:val="false"/>
+          <w:i w:val="false"/>
+          <w:caps w:val="false"/>
+          <w:smallCaps w:val="false"/>
+          <w:color w:val="000000"/>
+          <w:spacing w:val="0"/>
         </w:rPr>
       </w:r>
     </w:p>
@@ -9434,9 +9370,9 @@
         </w:tblCellMar>
       </w:tblPr>
       <w:tblGrid>
-        <w:gridCol w:w="2298"/>
+        <w:gridCol w:w="2297"/>
         <w:gridCol w:w="3782"/>
-        <w:gridCol w:w="3558"/>
+        <w:gridCol w:w="3559"/>
       </w:tblGrid>
       <w:tr>
         <w:trPr>
@@ -9444,7 +9380,7 @@
         </w:trPr>
         <w:tc>
           <w:tcPr>
-            <w:tcW w:w="2298" w:type="dxa"/>
+            <w:tcW w:w="2297" w:type="dxa"/>
             <w:tcBorders/>
             <w:vAlign w:val="center"/>
           </w:tcPr>
@@ -9516,7 +9452,7 @@
         </w:tc>
         <w:tc>
           <w:tcPr>
-            <w:tcW w:w="3558" w:type="dxa"/>
+            <w:tcW w:w="3559" w:type="dxa"/>
             <w:tcBorders/>
             <w:vAlign w:val="center"/>
           </w:tcPr>
@@ -9548,7 +9484,7 @@
         <w:trPr/>
         <w:tc>
           <w:tcPr>
-            <w:tcW w:w="2298" w:type="dxa"/>
+            <w:tcW w:w="2297" w:type="dxa"/>
             <w:tcBorders/>
             <w:vAlign w:val="center"/>
           </w:tcPr>
@@ -9623,7 +9559,7 @@
         </w:tc>
         <w:tc>
           <w:tcPr>
-            <w:tcW w:w="3558" w:type="dxa"/>
+            <w:tcW w:w="3559" w:type="dxa"/>
             <w:tcBorders/>
             <w:vAlign w:val="center"/>
           </w:tcPr>
@@ -9664,7 +9600,7 @@
         <w:trPr/>
         <w:tc>
           <w:tcPr>
-            <w:tcW w:w="2298" w:type="dxa"/>
+            <w:tcW w:w="2297" w:type="dxa"/>
             <w:tcBorders/>
             <w:vAlign w:val="center"/>
           </w:tcPr>
@@ -9739,7 +9675,7 @@
         </w:tc>
         <w:tc>
           <w:tcPr>
-            <w:tcW w:w="3558" w:type="dxa"/>
+            <w:tcW w:w="3559" w:type="dxa"/>
             <w:tcBorders/>
             <w:vAlign w:val="center"/>
           </w:tcPr>
@@ -9780,7 +9716,7 @@
         <w:trPr/>
         <w:tc>
           <w:tcPr>
-            <w:tcW w:w="2298" w:type="dxa"/>
+            <w:tcW w:w="2297" w:type="dxa"/>
             <w:tcBorders/>
             <w:vAlign w:val="center"/>
           </w:tcPr>
@@ -9855,7 +9791,7 @@
         </w:tc>
         <w:tc>
           <w:tcPr>
-            <w:tcW w:w="3558" w:type="dxa"/>
+            <w:tcW w:w="3559" w:type="dxa"/>
             <w:tcBorders/>
             <w:vAlign w:val="center"/>
           </w:tcPr>
@@ -9887,7 +9823,7 @@
         <w:trPr/>
         <w:tc>
           <w:tcPr>
-            <w:tcW w:w="2298" w:type="dxa"/>
+            <w:tcW w:w="2297" w:type="dxa"/>
             <w:tcBorders/>
             <w:vAlign w:val="center"/>
           </w:tcPr>
@@ -9962,7 +9898,7 @@
         </w:tc>
         <w:tc>
           <w:tcPr>
-            <w:tcW w:w="3558" w:type="dxa"/>
+            <w:tcW w:w="3559" w:type="dxa"/>
             <w:tcBorders/>
             <w:vAlign w:val="center"/>
           </w:tcPr>
@@ -10016,7 +9952,7 @@
         <w:trPr/>
         <w:tc>
           <w:tcPr>
-            <w:tcW w:w="2298" w:type="dxa"/>
+            <w:tcW w:w="2297" w:type="dxa"/>
             <w:tcBorders/>
             <w:vAlign w:val="center"/>
           </w:tcPr>
@@ -10074,7 +10010,7 @@
         </w:tc>
         <w:tc>
           <w:tcPr>
-            <w:tcW w:w="3558" w:type="dxa"/>
+            <w:tcW w:w="3559" w:type="dxa"/>
             <w:tcBorders/>
             <w:vAlign w:val="center"/>
           </w:tcPr>
@@ -10390,236 +10326,6 @@
         <w:jc w:val="start"/>
         <w:rPr>
           <w:rFonts w:ascii="Rachana" w:hAnsi="Rachana"/>
-          <w:sz w:val="24"/>
-          <w:szCs w:val="24"/>
-        </w:rPr>
-      </w:pPr>
-      <w:r>
-        <w:rPr>
-          <w:rFonts w:ascii="Rachana" w:hAnsi="Rachana"/>
-          <w:sz w:val="24"/>
-          <w:szCs w:val="24"/>
-        </w:rPr>
-      </w:r>
-    </w:p>
-    <w:p>
-      <w:pPr>
-        <w:sectPr>
-          <w:type w:val="continuous"/>
-          <w:pgSz w:w="11906" w:h="16838"/>
-          <w:pgMar w:left="1134" w:right="1134" w:gutter="0" w:header="0" w:top="1134" w:footer="0" w:bottom="1134"/>
-          <w:formProt w:val="false"/>
-          <w:textDirection w:val="lrTb"/>
-          <w:docGrid w:type="default" w:linePitch="100" w:charSpace="0"/>
-        </w:sectPr>
-      </w:pPr>
-    </w:p>
-    <w:p>
-      <w:pPr>
-        <w:pStyle w:val="Style16"/>
-        <w:widowControl/>
-        <w:bidi w:val="0"/>
-        <w:rPr>
-          <w:rFonts w:ascii="Rachana" w:hAnsi="Rachana"/>
-          <w:sz w:val="24"/>
-          <w:szCs w:val="24"/>
-        </w:rPr>
-      </w:pPr>
-      <w:r>
-        <w:rPr>
-          <w:rFonts w:ascii="Rachana" w:hAnsi="Rachana"/>
-          <w:sz w:val="24"/>
-          <w:szCs w:val="24"/>
-        </w:rPr>
-      </w:r>
-    </w:p>
-    <w:p>
-      <w:pPr>
-        <w:pStyle w:val="Style16"/>
-        <w:widowControl/>
-        <w:bidi w:val="0"/>
-        <w:rPr>
-          <w:rFonts w:ascii="Rachana" w:hAnsi="Rachana"/>
-          <w:sz w:val="24"/>
-          <w:szCs w:val="24"/>
-        </w:rPr>
-      </w:pPr>
-      <w:r>
-        <w:rPr>
-          <w:rFonts w:ascii="Rachana" w:hAnsi="Rachana"/>
-          <w:sz w:val="24"/>
-          <w:szCs w:val="24"/>
-        </w:rPr>
-      </w:r>
-    </w:p>
-    <w:p>
-      <w:pPr>
-        <w:pStyle w:val="Style16"/>
-        <w:widowControl/>
-        <w:bidi w:val="0"/>
-        <w:rPr>
-          <w:rFonts w:ascii="Rachana" w:hAnsi="Rachana"/>
-          <w:sz w:val="24"/>
-          <w:szCs w:val="24"/>
-        </w:rPr>
-      </w:pPr>
-      <w:r>
-        <w:rPr>
-          <w:rFonts w:ascii="Rachana" w:hAnsi="Rachana"/>
-          <w:sz w:val="24"/>
-          <w:szCs w:val="24"/>
-        </w:rPr>
-      </w:r>
-    </w:p>
-    <w:p>
-      <w:pPr>
-        <w:pStyle w:val="Style16"/>
-        <w:widowControl/>
-        <w:bidi w:val="0"/>
-        <w:rPr>
-          <w:rFonts w:ascii="Rachana" w:hAnsi="Rachana"/>
-          <w:sz w:val="24"/>
-          <w:szCs w:val="24"/>
-        </w:rPr>
-      </w:pPr>
-      <w:r>
-        <w:rPr>
-          <w:rFonts w:ascii="Rachana" w:hAnsi="Rachana"/>
-          <w:sz w:val="24"/>
-          <w:szCs w:val="24"/>
-        </w:rPr>
-      </w:r>
-    </w:p>
-    <w:p>
-      <w:pPr>
-        <w:pStyle w:val="Style16"/>
-        <w:widowControl/>
-        <w:bidi w:val="0"/>
-        <w:rPr>
-          <w:rFonts w:ascii="Rachana" w:hAnsi="Rachana"/>
-          <w:sz w:val="24"/>
-          <w:szCs w:val="24"/>
-        </w:rPr>
-      </w:pPr>
-      <w:r>
-        <w:rPr>
-          <w:rFonts w:ascii="Rachana" w:hAnsi="Rachana"/>
-          <w:sz w:val="24"/>
-          <w:szCs w:val="24"/>
-        </w:rPr>
-      </w:r>
-    </w:p>
-    <w:p>
-      <w:pPr>
-        <w:pStyle w:val="Style16"/>
-        <w:widowControl/>
-        <w:bidi w:val="0"/>
-        <w:rPr>
-          <w:rFonts w:ascii="Rachana" w:hAnsi="Rachana"/>
-          <w:sz w:val="24"/>
-          <w:szCs w:val="24"/>
-        </w:rPr>
-      </w:pPr>
-      <w:r>
-        <w:rPr>
-          <w:rFonts w:ascii="Rachana" w:hAnsi="Rachana"/>
-          <w:sz w:val="24"/>
-          <w:szCs w:val="24"/>
-        </w:rPr>
-      </w:r>
-    </w:p>
-    <w:p>
-      <w:pPr>
-        <w:pStyle w:val="Style16"/>
-        <w:widowControl/>
-        <w:bidi w:val="0"/>
-        <w:rPr>
-          <w:rFonts w:ascii="Rachana" w:hAnsi="Rachana"/>
-          <w:sz w:val="24"/>
-          <w:szCs w:val="24"/>
-        </w:rPr>
-      </w:pPr>
-      <w:r>
-        <w:rPr>
-          <w:rFonts w:ascii="Rachana" w:hAnsi="Rachana"/>
-          <w:sz w:val="24"/>
-          <w:szCs w:val="24"/>
-        </w:rPr>
-      </w:r>
-    </w:p>
-    <w:p>
-      <w:pPr>
-        <w:pStyle w:val="Style16"/>
-        <w:widowControl/>
-        <w:bidi w:val="0"/>
-        <w:rPr>
-          <w:rFonts w:ascii="Rachana" w:hAnsi="Rachana"/>
-          <w:sz w:val="24"/>
-          <w:szCs w:val="24"/>
-        </w:rPr>
-      </w:pPr>
-      <w:r>
-        <w:rPr>
-          <w:rFonts w:ascii="Rachana" w:hAnsi="Rachana"/>
-          <w:sz w:val="24"/>
-          <w:szCs w:val="24"/>
-        </w:rPr>
-      </w:r>
-    </w:p>
-    <w:p>
-      <w:pPr>
-        <w:pStyle w:val="Style16"/>
-        <w:widowControl/>
-        <w:bidi w:val="0"/>
-        <w:rPr>
-          <w:rFonts w:ascii="Rachana" w:hAnsi="Rachana"/>
-          <w:sz w:val="24"/>
-          <w:szCs w:val="24"/>
-        </w:rPr>
-      </w:pPr>
-      <w:r>
-        <w:rPr>
-          <w:rFonts w:ascii="Rachana" w:hAnsi="Rachana"/>
-          <w:sz w:val="24"/>
-          <w:szCs w:val="24"/>
-        </w:rPr>
-      </w:r>
-    </w:p>
-    <w:p>
-      <w:pPr>
-        <w:pStyle w:val="Style16"/>
-        <w:widowControl/>
-        <w:bidi w:val="0"/>
-        <w:rPr>
-          <w:rFonts w:ascii="Rachana" w:hAnsi="Rachana"/>
-          <w:sz w:val="24"/>
-          <w:szCs w:val="24"/>
-        </w:rPr>
-      </w:pPr>
-      <w:r>
-        <w:rPr>
-          <w:rFonts w:ascii="Rachana" w:hAnsi="Rachana"/>
-          <w:sz w:val="24"/>
-          <w:szCs w:val="24"/>
-        </w:rPr>
-      </w:r>
-    </w:p>
-    <w:p>
-      <w:pPr>
-        <w:pStyle w:val="Style16"/>
-        <w:widowControl/>
-        <w:bidi w:val="0"/>
-        <w:spacing w:before="0" w:after="140"/>
-        <w:rPr>
-          <w:rFonts w:ascii="Rachana" w:hAnsi="Rachana"/>
-          <w:b w:val="false"/>
-          <w:b w:val="false"/>
-          <w:i w:val="false"/>
-          <w:i w:val="false"/>
-          <w:caps w:val="false"/>
-          <w:smallCaps w:val="false"/>
-          <w:color w:val="000000"/>
-          <w:spacing w:val="0"/>
           <w:sz w:val="24"/>
           <w:szCs w:val="24"/>
         </w:rPr>
